--- a/EVOLECOL/1_Submitted_material/Cover Letter.docx
+++ b/EVOLECOL/1_Submitted_material/Cover Letter.docx
@@ -25,33 +25,51 @@
         <w:rPr>
           <w:rFonts w:ascii="Times New Roman" w:hAnsi="Times New Roman" w:cs="Times New Roman"/>
         </w:rPr>
-        <w:t>PhD Student</w:t>
-      </w:r>
-    </w:p>
-    <w:p>
-      <w:pPr>
-        <w:rPr>
-          <w:rFonts w:ascii="Times New Roman" w:hAnsi="Times New Roman" w:cs="Times New Roman"/>
-        </w:rPr>
-      </w:pPr>
-      <w:r>
-        <w:rPr>
-          <w:rFonts w:ascii="Times New Roman" w:hAnsi="Times New Roman" w:cs="Times New Roman"/>
-        </w:rPr>
-        <w:t>Australian National University</w:t>
-      </w:r>
-    </w:p>
-    <w:p>
-      <w:pPr>
-        <w:rPr>
-          <w:rFonts w:ascii="Times New Roman" w:hAnsi="Times New Roman" w:cs="Times New Roman"/>
-        </w:rPr>
-      </w:pPr>
-      <w:r>
-        <w:rPr>
-          <w:rFonts w:ascii="Times New Roman" w:hAnsi="Times New Roman" w:cs="Times New Roman"/>
-        </w:rPr>
-        <w:t>pablo.reciosantiago@anu.edu.au / 93.pablo.recio@gmail.com</w:t>
+        <w:t>Research Associate</w:t>
+      </w:r>
+    </w:p>
+    <w:p>
+      <w:pPr>
+        <w:rPr>
+          <w:rFonts w:ascii="Times New Roman" w:hAnsi="Times New Roman" w:cs="Times New Roman"/>
+        </w:rPr>
+      </w:pPr>
+      <w:r>
+        <w:rPr>
+          <w:rFonts w:ascii="Times New Roman" w:hAnsi="Times New Roman" w:cs="Times New Roman"/>
+        </w:rPr>
+        <w:t>Flinders</w:t>
+      </w:r>
+      <w:r>
+        <w:rPr>
+          <w:rFonts w:ascii="Times New Roman" w:hAnsi="Times New Roman" w:cs="Times New Roman"/>
+        </w:rPr>
+        <w:t xml:space="preserve"> University</w:t>
+      </w:r>
+    </w:p>
+    <w:p>
+      <w:pPr>
+        <w:rPr>
+          <w:rFonts w:ascii="Times New Roman" w:hAnsi="Times New Roman" w:cs="Times New Roman"/>
+        </w:rPr>
+      </w:pPr>
+      <w:r>
+        <w:rPr>
+          <w:rFonts w:ascii="Times New Roman" w:hAnsi="Times New Roman" w:cs="Times New Roman"/>
+        </w:rPr>
+        <w:t>pablo.reciosantiago@</w:t>
+      </w:r>
+      <w:r>
+        <w:rPr>
+          <w:rFonts w:ascii="Times New Roman" w:hAnsi="Times New Roman" w:cs="Times New Roman"/>
+        </w:rPr>
+        <w:t>flinders</w:t>
+      </w:r>
+      <w:r>
+        <w:rPr>
+          <w:rFonts w:ascii="Times New Roman" w:hAnsi="Times New Roman" w:cs="Times New Roman"/>
+        </w:rPr>
+        <w:t>.edu.au / 93.pablo.recio@gmail.com</w:t>
       </w:r>
     </w:p>
     <w:p>
@@ -149,307 +167,333 @@
           <w:i/>
           <w:iCs/>
         </w:rPr>
-        <w:t>Ecology and Evolution</w:t>
-      </w:r>
-      <w:r>
-        <w:rPr>
-          <w:rFonts w:ascii="Times New Roman" w:hAnsi="Times New Roman" w:cs="Times New Roman"/>
-        </w:rPr>
-        <w:t>.</w:t>
-      </w:r>
-      <w:r>
-        <w:rPr>
-          <w:rFonts w:ascii="Times New Roman" w:hAnsi="Times New Roman" w:cs="Times New Roman"/>
-        </w:rPr>
-        <w:t xml:space="preserve"> </w:t>
-      </w:r>
-    </w:p>
-    <w:p>
-      <w:pPr>
-        <w:jc w:val="both"/>
-        <w:rPr>
-          <w:rFonts w:ascii="Times New Roman" w:hAnsi="Times New Roman" w:cs="Times New Roman"/>
-        </w:rPr>
-      </w:pPr>
-    </w:p>
-    <w:p>
-      <w:pPr>
-        <w:jc w:val="both"/>
-        <w:rPr>
-          <w:rFonts w:ascii="Times New Roman" w:hAnsi="Times New Roman" w:cs="Times New Roman"/>
-        </w:rPr>
-      </w:pPr>
-      <w:proofErr w:type="spellStart"/>
-      <w:r>
-        <w:rPr>
-          <w:rFonts w:ascii="Times New Roman" w:hAnsi="Times New Roman" w:cs="Times New Roman"/>
-        </w:rPr>
-        <w:t>N</w:t>
-      </w:r>
-      <w:proofErr w:type="spellEnd"/>
-      <w:r>
-        <w:rPr>
-          <w:rFonts w:ascii="Times New Roman" w:hAnsi="Times New Roman" w:cs="Times New Roman"/>
-        </w:rPr>
-        <w:t xml:space="preserve">umerical cognition – the ability to discriminate between quantities – is crucial for animals in foraging and other adaptive </w:t>
-      </w:r>
-      <w:proofErr w:type="spellStart"/>
-      <w:r>
-        <w:rPr>
-          <w:rFonts w:ascii="Times New Roman" w:hAnsi="Times New Roman" w:cs="Times New Roman"/>
-        </w:rPr>
-        <w:t>behaviors</w:t>
-      </w:r>
-      <w:proofErr w:type="spellEnd"/>
-      <w:r>
-        <w:rPr>
-          <w:rFonts w:ascii="Times New Roman" w:hAnsi="Times New Roman" w:cs="Times New Roman"/>
-        </w:rPr>
-        <w:t xml:space="preserve">, and it is spread among different taxa. However, there is mixed evidence about </w:t>
-      </w:r>
-      <w:r>
-        <w:rPr>
-          <w:rFonts w:ascii="Times New Roman" w:hAnsi="Times New Roman" w:cs="Times New Roman"/>
-        </w:rPr>
-        <w:t>whether</w:t>
-      </w:r>
-      <w:r>
-        <w:rPr>
-          <w:rFonts w:ascii="Times New Roman" w:hAnsi="Times New Roman" w:cs="Times New Roman"/>
-        </w:rPr>
-        <w:t xml:space="preserve"> reptiles are able of discerning between different quantities and what are the cognitive systems involved. The conditions in which animals develop can play a prominent role in determining quantity discrimination and decision-making through effects </w:t>
-      </w:r>
-      <w:r>
-        <w:rPr>
-          <w:rFonts w:ascii="Times New Roman" w:hAnsi="Times New Roman" w:cs="Times New Roman"/>
-        </w:rPr>
-        <w:t xml:space="preserve">on </w:t>
-      </w:r>
-      <w:r>
-        <w:rPr>
-          <w:rFonts w:ascii="Times New Roman" w:hAnsi="Times New Roman" w:cs="Times New Roman"/>
-        </w:rPr>
-        <w:t>brain development. While prenatal stress hormones and incubation temperature are known to affect various aspects of cognitive function, the interaction between these factors and their combined impact on numerical discrimination remain poorly understood. Using a multi-experimental approach manipulating both early temperature and corticosterone levels</w:t>
-      </w:r>
-      <w:r>
-        <w:rPr>
-          <w:rFonts w:ascii="Times New Roman" w:hAnsi="Times New Roman" w:cs="Times New Roman"/>
-        </w:rPr>
-        <w:t xml:space="preserve"> on eggs</w:t>
-      </w:r>
-      <w:r>
-        <w:rPr>
-          <w:rFonts w:ascii="Times New Roman" w:hAnsi="Times New Roman" w:cs="Times New Roman"/>
-        </w:rPr>
-        <w:t xml:space="preserve">, we demonstrate that </w:t>
-      </w:r>
-      <w:r>
-        <w:rPr>
-          <w:rFonts w:ascii="Times New Roman" w:hAnsi="Times New Roman" w:cs="Times New Roman"/>
-        </w:rPr>
-        <w:t>decision-making</w:t>
-      </w:r>
-      <w:r>
-        <w:rPr>
-          <w:rFonts w:ascii="Times New Roman" w:hAnsi="Times New Roman" w:cs="Times New Roman"/>
-        </w:rPr>
-        <w:t xml:space="preserve"> is not significantly affected by these early environmental conditions in the common garden skink (</w:t>
-      </w:r>
-      <w:proofErr w:type="spellStart"/>
-      <w:r>
-        <w:rPr>
-          <w:rFonts w:ascii="Times New Roman" w:hAnsi="Times New Roman" w:cs="Times New Roman"/>
+        <w:t>E</w:t>
+      </w:r>
+      <w:r>
+        <w:rPr>
+          <w:rFonts w:ascii="Times New Roman" w:hAnsi="Times New Roman" w:cs="Times New Roman"/>
+          <w:b/>
+          <w:bCs/>
           <w:i/>
           <w:iCs/>
         </w:rPr>
-        <w:t>Lampropholis</w:t>
-      </w:r>
-      <w:proofErr w:type="spellEnd"/>
-      <w:r>
-        <w:rPr>
-          <w:rFonts w:ascii="Times New Roman" w:hAnsi="Times New Roman" w:cs="Times New Roman"/>
+        <w:t>volutionary</w:t>
+      </w:r>
+      <w:r>
+        <w:rPr>
+          <w:rFonts w:ascii="Times New Roman" w:hAnsi="Times New Roman" w:cs="Times New Roman"/>
+          <w:b/>
+          <w:bCs/>
           <w:i/>
           <w:iCs/>
         </w:rPr>
-        <w:t xml:space="preserve"> </w:t>
-      </w:r>
-      <w:proofErr w:type="spellStart"/>
-      <w:r>
-        <w:rPr>
-          <w:rFonts w:ascii="Times New Roman" w:hAnsi="Times New Roman" w:cs="Times New Roman"/>
+        <w:t xml:space="preserve"> E</w:t>
+      </w:r>
+      <w:r>
+        <w:rPr>
+          <w:rFonts w:ascii="Times New Roman" w:hAnsi="Times New Roman" w:cs="Times New Roman"/>
+          <w:b/>
+          <w:bCs/>
           <w:i/>
           <w:iCs/>
         </w:rPr>
-        <w:t>guichenoti</w:t>
-      </w:r>
-      <w:proofErr w:type="spellEnd"/>
-      <w:r>
-        <w:rPr>
-          <w:rFonts w:ascii="Times New Roman" w:hAnsi="Times New Roman" w:cs="Times New Roman"/>
-        </w:rPr>
-        <w:t>), suggesting that other factors may mediate cognitive development in this species.</w:t>
-      </w:r>
-      <w:r>
-        <w:rPr>
-          <w:rFonts w:ascii="Times New Roman" w:hAnsi="Times New Roman" w:cs="Times New Roman"/>
-        </w:rPr>
-        <w:t xml:space="preserve"> However, our results indicate that </w:t>
-      </w:r>
+        <w:t>cology</w:t>
+      </w:r>
+      <w:r>
+        <w:rPr>
+          <w:rFonts w:ascii="Times New Roman" w:hAnsi="Times New Roman" w:cs="Times New Roman"/>
+        </w:rPr>
+        <w:t>.</w:t>
+      </w:r>
+      <w:r>
+        <w:rPr>
+          <w:rFonts w:ascii="Times New Roman" w:hAnsi="Times New Roman" w:cs="Times New Roman"/>
+        </w:rPr>
+        <w:t xml:space="preserve"> </w:t>
+      </w:r>
+    </w:p>
+    <w:p>
+      <w:pPr>
+        <w:jc w:val="both"/>
+        <w:rPr>
+          <w:rFonts w:ascii="Times New Roman" w:hAnsi="Times New Roman" w:cs="Times New Roman"/>
+        </w:rPr>
+      </w:pPr>
+    </w:p>
+    <w:p>
+      <w:pPr>
+        <w:jc w:val="both"/>
+        <w:rPr>
+          <w:rFonts w:ascii="Times New Roman" w:hAnsi="Times New Roman" w:cs="Times New Roman"/>
+        </w:rPr>
+      </w:pPr>
+      <w:r>
+        <w:rPr>
+          <w:rFonts w:ascii="Times New Roman" w:hAnsi="Times New Roman" w:cs="Times New Roman"/>
+        </w:rPr>
+        <w:t>Numerical cognition – the ability to discriminate between quantities – is crucial for animals in foraging and other adaptive behavio</w:t>
+      </w:r>
+      <w:r>
+        <w:rPr>
+          <w:rFonts w:ascii="Times New Roman" w:hAnsi="Times New Roman" w:cs="Times New Roman"/>
+        </w:rPr>
+        <w:t>u</w:t>
+      </w:r>
+      <w:r>
+        <w:rPr>
+          <w:rFonts w:ascii="Times New Roman" w:hAnsi="Times New Roman" w:cs="Times New Roman"/>
+        </w:rPr>
+        <w:t>rs</w:t>
+      </w:r>
+      <w:r>
+        <w:rPr>
+          <w:rFonts w:ascii="Times New Roman" w:hAnsi="Times New Roman" w:cs="Times New Roman"/>
+        </w:rPr>
+        <w:t xml:space="preserve">, and it is spread among different taxa. However, there is mixed evidence about </w:t>
+      </w:r>
+      <w:r>
+        <w:rPr>
+          <w:rFonts w:ascii="Times New Roman" w:hAnsi="Times New Roman" w:cs="Times New Roman"/>
+        </w:rPr>
+        <w:t>whether</w:t>
+      </w:r>
+      <w:r>
+        <w:rPr>
+          <w:rFonts w:ascii="Times New Roman" w:hAnsi="Times New Roman" w:cs="Times New Roman"/>
+        </w:rPr>
+        <w:t xml:space="preserve"> reptiles are able of discerning between different quantities and what are the cognitive systems involved. The conditions in which animals develop can play a prominent role in determining quantity discrimination and decision-making through effects </w:t>
+      </w:r>
+      <w:r>
+        <w:rPr>
+          <w:rFonts w:ascii="Times New Roman" w:hAnsi="Times New Roman" w:cs="Times New Roman"/>
+        </w:rPr>
+        <w:t xml:space="preserve">on </w:t>
+      </w:r>
+      <w:r>
+        <w:rPr>
+          <w:rFonts w:ascii="Times New Roman" w:hAnsi="Times New Roman" w:cs="Times New Roman"/>
+        </w:rPr>
+        <w:t>brain development. While prenatal stress hormones and incubation temperature are known to affect various aspects of cognitive function, the interaction between these factors and their combined impact on numerical discrimination remain poorly understood. Using a multi-experimental approach manipulating both early temperature and corticosterone levels</w:t>
+      </w:r>
+      <w:r>
+        <w:rPr>
+          <w:rFonts w:ascii="Times New Roman" w:hAnsi="Times New Roman" w:cs="Times New Roman"/>
+        </w:rPr>
+        <w:t xml:space="preserve"> on eggs</w:t>
+      </w:r>
+      <w:r>
+        <w:rPr>
+          <w:rFonts w:ascii="Times New Roman" w:hAnsi="Times New Roman" w:cs="Times New Roman"/>
+        </w:rPr>
+        <w:t xml:space="preserve">, we demonstrate that </w:t>
+      </w:r>
+      <w:r>
+        <w:rPr>
+          <w:rFonts w:ascii="Times New Roman" w:hAnsi="Times New Roman" w:cs="Times New Roman"/>
+        </w:rPr>
+        <w:t>decision-making</w:t>
+      </w:r>
+      <w:r>
+        <w:rPr>
+          <w:rFonts w:ascii="Times New Roman" w:hAnsi="Times New Roman" w:cs="Times New Roman"/>
+        </w:rPr>
+        <w:t xml:space="preserve"> is not significantly affected by these early environmental conditions in the common garden skink (</w:t>
+      </w:r>
+      <w:proofErr w:type="spellStart"/>
       <w:r>
         <w:rPr>
           <w:rFonts w:ascii="Times New Roman" w:hAnsi="Times New Roman" w:cs="Times New Roman"/>
           <w:i/>
           <w:iCs/>
         </w:rPr>
-        <w:t xml:space="preserve">L. </w:t>
-      </w:r>
-      <w:proofErr w:type="spellStart"/>
+        <w:t>Lampropholis</w:t>
+      </w:r>
+      <w:proofErr w:type="spellEnd"/>
       <w:r>
         <w:rPr>
           <w:rFonts w:ascii="Times New Roman" w:hAnsi="Times New Roman" w:cs="Times New Roman"/>
           <w:i/>
           <w:iCs/>
         </w:rPr>
-        <w:t>guichenoti</w:t>
-      </w:r>
-      <w:proofErr w:type="spellEnd"/>
-      <w:r>
-        <w:rPr>
-          <w:rFonts w:ascii="Times New Roman" w:hAnsi="Times New Roman" w:cs="Times New Roman"/>
-        </w:rPr>
-        <w:t xml:space="preserve"> does not discriminate between quantities in a spontaneous choice task, raising the possibility</w:t>
-      </w:r>
-      <w:r>
-        <w:rPr>
-          <w:rFonts w:ascii="Times New Roman" w:hAnsi="Times New Roman" w:cs="Times New Roman"/>
-        </w:rPr>
-        <w:t xml:space="preserve"> that this species lack numerical discrimination abilities in certain contexts.</w:t>
-      </w:r>
-    </w:p>
-    <w:p>
-      <w:pPr>
-        <w:jc w:val="both"/>
-        <w:rPr>
-          <w:rFonts w:ascii="Times New Roman" w:hAnsi="Times New Roman" w:cs="Times New Roman"/>
-        </w:rPr>
-      </w:pPr>
-    </w:p>
-    <w:p>
-      <w:pPr>
-        <w:jc w:val="both"/>
-        <w:rPr>
-          <w:rFonts w:ascii="Times New Roman" w:hAnsi="Times New Roman" w:cs="Times New Roman"/>
-        </w:rPr>
-      </w:pPr>
-      <w:r>
-        <w:rPr>
-          <w:rFonts w:ascii="Times New Roman" w:hAnsi="Times New Roman" w:cs="Times New Roman"/>
-        </w:rPr>
-        <w:t xml:space="preserve">Our novel findings have significant implications for the field of cognitive ecology and </w:t>
-      </w:r>
-      <w:r>
-        <w:rPr>
-          <w:rFonts w:ascii="Times New Roman" w:hAnsi="Times New Roman" w:cs="Times New Roman"/>
-        </w:rPr>
-        <w:t xml:space="preserve">the evolution of numerical </w:t>
-      </w:r>
-      <w:r>
-        <w:rPr>
-          <w:rFonts w:ascii="Times New Roman" w:hAnsi="Times New Roman" w:cs="Times New Roman"/>
-        </w:rPr>
-        <w:t>processes and</w:t>
-      </w:r>
-      <w:r>
-        <w:rPr>
-          <w:rFonts w:ascii="Times New Roman" w:hAnsi="Times New Roman" w:cs="Times New Roman"/>
-        </w:rPr>
         <w:t xml:space="preserve"> </w:t>
       </w:r>
-      <w:r>
-        <w:rPr>
-          <w:rFonts w:ascii="Times New Roman" w:hAnsi="Times New Roman" w:cs="Times New Roman"/>
-        </w:rPr>
-        <w:t xml:space="preserve">are likely to inspire new research on how developmental environments influence </w:t>
-      </w:r>
-      <w:r>
-        <w:rPr>
-          <w:rFonts w:ascii="Times New Roman" w:hAnsi="Times New Roman" w:cs="Times New Roman"/>
-        </w:rPr>
-        <w:t>numerical cognition</w:t>
-      </w:r>
-      <w:r>
-        <w:rPr>
-          <w:rFonts w:ascii="Times New Roman" w:hAnsi="Times New Roman" w:cs="Times New Roman"/>
-        </w:rPr>
-        <w:t xml:space="preserve"> and</w:t>
-      </w:r>
-      <w:r>
-        <w:rPr>
-          <w:rFonts w:ascii="Times New Roman" w:hAnsi="Times New Roman" w:cs="Times New Roman"/>
-        </w:rPr>
-        <w:t xml:space="preserve"> </w:t>
-      </w:r>
-      <w:r>
-        <w:rPr>
-          <w:rFonts w:ascii="Times New Roman" w:hAnsi="Times New Roman" w:cs="Times New Roman"/>
-        </w:rPr>
-        <w:t xml:space="preserve">decision-making, </w:t>
-      </w:r>
-      <w:r>
-        <w:rPr>
-          <w:rFonts w:ascii="Times New Roman" w:hAnsi="Times New Roman" w:cs="Times New Roman"/>
-        </w:rPr>
-        <w:t xml:space="preserve">which </w:t>
-      </w:r>
-      <w:r>
-        <w:rPr>
-          <w:rFonts w:ascii="Times New Roman" w:hAnsi="Times New Roman" w:cs="Times New Roman"/>
-        </w:rPr>
-        <w:t xml:space="preserve">can be crucial for understanding </w:t>
-      </w:r>
-      <w:r>
-        <w:rPr>
-          <w:rFonts w:ascii="Times New Roman" w:hAnsi="Times New Roman" w:cs="Times New Roman"/>
-        </w:rPr>
-        <w:t xml:space="preserve">ecological </w:t>
-      </w:r>
-      <w:r>
-        <w:rPr>
-          <w:rFonts w:ascii="Times New Roman" w:hAnsi="Times New Roman" w:cs="Times New Roman"/>
-        </w:rPr>
-        <w:t>foraging strategies</w:t>
-      </w:r>
-      <w:r>
-        <w:rPr>
-          <w:rFonts w:ascii="Times New Roman" w:hAnsi="Times New Roman" w:cs="Times New Roman"/>
-        </w:rPr>
-        <w:t xml:space="preserve"> as well as</w:t>
-      </w:r>
-      <w:r>
-        <w:rPr>
-          <w:rFonts w:ascii="Times New Roman" w:hAnsi="Times New Roman" w:cs="Times New Roman"/>
-        </w:rPr>
-        <w:t xml:space="preserve"> the adaptive significance of cognitive abilities in variable environments.</w:t>
-      </w:r>
-      <w:r>
-        <w:rPr>
-          <w:rFonts w:ascii="Times New Roman" w:hAnsi="Times New Roman" w:cs="Times New Roman"/>
-        </w:rPr>
-        <w:t xml:space="preserve"> </w:t>
-      </w:r>
-      <w:r>
-        <w:rPr>
-          <w:rFonts w:ascii="Times New Roman" w:hAnsi="Times New Roman" w:cs="Times New Roman"/>
-        </w:rPr>
-        <w:t xml:space="preserve">We believe this makes our work particularly suitable for a general journal like </w:t>
-      </w:r>
+      <w:proofErr w:type="spellStart"/>
       <w:r>
         <w:rPr>
           <w:rFonts w:ascii="Times New Roman" w:hAnsi="Times New Roman" w:cs="Times New Roman"/>
           <w:i/>
           <w:iCs/>
         </w:rPr>
-        <w:t>Ecology and Evolution</w:t>
+        <w:t>guichenoti</w:t>
+      </w:r>
+      <w:proofErr w:type="spellEnd"/>
+      <w:r>
+        <w:rPr>
+          <w:rFonts w:ascii="Times New Roman" w:hAnsi="Times New Roman" w:cs="Times New Roman"/>
+        </w:rPr>
+        <w:t>), suggesting that other factors may mediate cognitive development in this species.</w:t>
+      </w:r>
+      <w:r>
+        <w:rPr>
+          <w:rFonts w:ascii="Times New Roman" w:hAnsi="Times New Roman" w:cs="Times New Roman"/>
+        </w:rPr>
+        <w:t xml:space="preserve"> However, our results indicate that </w:t>
+      </w:r>
+      <w:r>
+        <w:rPr>
+          <w:rFonts w:ascii="Times New Roman" w:hAnsi="Times New Roman" w:cs="Times New Roman"/>
+          <w:i/>
+          <w:iCs/>
+        </w:rPr>
+        <w:t xml:space="preserve">L. </w:t>
+      </w:r>
+      <w:proofErr w:type="spellStart"/>
+      <w:r>
+        <w:rPr>
+          <w:rFonts w:ascii="Times New Roman" w:hAnsi="Times New Roman" w:cs="Times New Roman"/>
+          <w:i/>
+          <w:iCs/>
+        </w:rPr>
+        <w:t>guichenoti</w:t>
+      </w:r>
+      <w:proofErr w:type="spellEnd"/>
+      <w:r>
+        <w:rPr>
+          <w:rFonts w:ascii="Times New Roman" w:hAnsi="Times New Roman" w:cs="Times New Roman"/>
+        </w:rPr>
+        <w:t xml:space="preserve"> does not discriminate between quantities in a spontaneous choice task, raising the possibility</w:t>
+      </w:r>
+      <w:r>
+        <w:rPr>
+          <w:rFonts w:ascii="Times New Roman" w:hAnsi="Times New Roman" w:cs="Times New Roman"/>
+        </w:rPr>
+        <w:t xml:space="preserve"> that this species lack numerical discrimination abilities in certain contexts.</w:t>
+      </w:r>
+    </w:p>
+    <w:p>
+      <w:pPr>
+        <w:jc w:val="both"/>
+        <w:rPr>
+          <w:rFonts w:ascii="Times New Roman" w:hAnsi="Times New Roman" w:cs="Times New Roman"/>
+        </w:rPr>
+      </w:pPr>
+    </w:p>
+    <w:p>
+      <w:pPr>
+        <w:jc w:val="both"/>
+        <w:rPr>
+          <w:rFonts w:ascii="Times New Roman" w:hAnsi="Times New Roman" w:cs="Times New Roman"/>
+        </w:rPr>
+      </w:pPr>
+      <w:r>
+        <w:rPr>
+          <w:rFonts w:ascii="Times New Roman" w:hAnsi="Times New Roman" w:cs="Times New Roman"/>
+        </w:rPr>
+        <w:t xml:space="preserve">Our novel findings have significant implications for the field of cognitive ecology and </w:t>
+      </w:r>
+      <w:r>
+        <w:rPr>
+          <w:rFonts w:ascii="Times New Roman" w:hAnsi="Times New Roman" w:cs="Times New Roman"/>
+        </w:rPr>
+        <w:t xml:space="preserve">the evolution of numerical </w:t>
+      </w:r>
+      <w:r>
+        <w:rPr>
+          <w:rFonts w:ascii="Times New Roman" w:hAnsi="Times New Roman" w:cs="Times New Roman"/>
+        </w:rPr>
+        <w:t>processes and</w:t>
+      </w:r>
+      <w:r>
+        <w:rPr>
+          <w:rFonts w:ascii="Times New Roman" w:hAnsi="Times New Roman" w:cs="Times New Roman"/>
+        </w:rPr>
+        <w:t xml:space="preserve"> </w:t>
+      </w:r>
+      <w:r>
+        <w:rPr>
+          <w:rFonts w:ascii="Times New Roman" w:hAnsi="Times New Roman" w:cs="Times New Roman"/>
+        </w:rPr>
+        <w:t xml:space="preserve">are likely to inspire new research on how developmental environments influence </w:t>
+      </w:r>
+      <w:r>
+        <w:rPr>
+          <w:rFonts w:ascii="Times New Roman" w:hAnsi="Times New Roman" w:cs="Times New Roman"/>
+        </w:rPr>
+        <w:t>numerical cognition</w:t>
+      </w:r>
+      <w:r>
+        <w:rPr>
+          <w:rFonts w:ascii="Times New Roman" w:hAnsi="Times New Roman" w:cs="Times New Roman"/>
+        </w:rPr>
+        <w:t xml:space="preserve"> and</w:t>
+      </w:r>
+      <w:r>
+        <w:rPr>
+          <w:rFonts w:ascii="Times New Roman" w:hAnsi="Times New Roman" w:cs="Times New Roman"/>
+        </w:rPr>
+        <w:t xml:space="preserve"> </w:t>
+      </w:r>
+      <w:r>
+        <w:rPr>
+          <w:rFonts w:ascii="Times New Roman" w:hAnsi="Times New Roman" w:cs="Times New Roman"/>
+        </w:rPr>
+        <w:t xml:space="preserve">decision-making, </w:t>
+      </w:r>
+      <w:r>
+        <w:rPr>
+          <w:rFonts w:ascii="Times New Roman" w:hAnsi="Times New Roman" w:cs="Times New Roman"/>
+        </w:rPr>
+        <w:t xml:space="preserve">which </w:t>
+      </w:r>
+      <w:r>
+        <w:rPr>
+          <w:rFonts w:ascii="Times New Roman" w:hAnsi="Times New Roman" w:cs="Times New Roman"/>
+        </w:rPr>
+        <w:t xml:space="preserve">can be crucial for understanding </w:t>
+      </w:r>
+      <w:r>
+        <w:rPr>
+          <w:rFonts w:ascii="Times New Roman" w:hAnsi="Times New Roman" w:cs="Times New Roman"/>
+        </w:rPr>
+        <w:t xml:space="preserve">ecological </w:t>
+      </w:r>
+      <w:r>
+        <w:rPr>
+          <w:rFonts w:ascii="Times New Roman" w:hAnsi="Times New Roman" w:cs="Times New Roman"/>
+        </w:rPr>
+        <w:t>foraging strategies</w:t>
+      </w:r>
+      <w:r>
+        <w:rPr>
+          <w:rFonts w:ascii="Times New Roman" w:hAnsi="Times New Roman" w:cs="Times New Roman"/>
+        </w:rPr>
+        <w:t xml:space="preserve"> as well as</w:t>
+      </w:r>
+      <w:r>
+        <w:rPr>
+          <w:rFonts w:ascii="Times New Roman" w:hAnsi="Times New Roman" w:cs="Times New Roman"/>
+        </w:rPr>
+        <w:t xml:space="preserve"> the adaptive significance of cognitive abilities in variable environments.</w:t>
+      </w:r>
+      <w:r>
+        <w:rPr>
+          <w:rFonts w:ascii="Times New Roman" w:hAnsi="Times New Roman" w:cs="Times New Roman"/>
+        </w:rPr>
+        <w:t xml:space="preserve"> </w:t>
+      </w:r>
+      <w:r>
+        <w:rPr>
+          <w:rFonts w:ascii="Times New Roman" w:hAnsi="Times New Roman" w:cs="Times New Roman"/>
+        </w:rPr>
+        <w:t xml:space="preserve">We believe this makes our work particularly suitable for a general journal like </w:t>
+      </w:r>
+      <w:r>
+        <w:rPr>
+          <w:rFonts w:ascii="Times New Roman" w:hAnsi="Times New Roman" w:cs="Times New Roman"/>
+          <w:i/>
+          <w:iCs/>
+        </w:rPr>
+        <w:t>Evolutionary Ecology</w:t>
       </w:r>
       <w:r>
         <w:rPr>
@@ -541,28 +585,34 @@
         <w:rPr>
           <w:rFonts w:ascii="Times New Roman" w:hAnsi="Times New Roman" w:cs="Times New Roman"/>
         </w:rPr>
-        <w:t>Pablo Recio Santiago</w:t>
-      </w:r>
-    </w:p>
-    <w:p>
-      <w:pPr>
-        <w:rPr>
-          <w:rFonts w:ascii="Times New Roman" w:hAnsi="Times New Roman" w:cs="Times New Roman"/>
-        </w:rPr>
-      </w:pPr>
-      <w:r>
-        <w:rPr>
-          <w:rFonts w:ascii="Times New Roman" w:hAnsi="Times New Roman" w:cs="Times New Roman"/>
-        </w:rPr>
-        <w:t>PhD Student</w:t>
-      </w:r>
-    </w:p>
-    <w:p>
-      <w:r>
-        <w:rPr>
-          <w:rFonts w:ascii="Times New Roman" w:hAnsi="Times New Roman" w:cs="Times New Roman"/>
-        </w:rPr>
-        <w:t>Australian National University</w:t>
+        <w:t xml:space="preserve">Pablo Recio </w:t>
+      </w:r>
+    </w:p>
+    <w:p>
+      <w:pPr>
+        <w:rPr>
+          <w:rFonts w:ascii="Times New Roman" w:hAnsi="Times New Roman" w:cs="Times New Roman"/>
+        </w:rPr>
+      </w:pPr>
+      <w:r>
+        <w:rPr>
+          <w:rFonts w:ascii="Times New Roman" w:hAnsi="Times New Roman" w:cs="Times New Roman"/>
+        </w:rPr>
+        <w:t>Research Associate</w:t>
+      </w:r>
+    </w:p>
+    <w:p>
+      <w:r>
+        <w:rPr>
+          <w:rFonts w:ascii="Times New Roman" w:hAnsi="Times New Roman" w:cs="Times New Roman"/>
+        </w:rPr>
+        <w:t>Flinders</w:t>
+      </w:r>
+      <w:r>
+        <w:rPr>
+          <w:rFonts w:ascii="Times New Roman" w:hAnsi="Times New Roman" w:cs="Times New Roman"/>
+        </w:rPr>
+        <w:t xml:space="preserve"> University</w:t>
       </w:r>
     </w:p>
     <w:sectPr>
